--- a/csv_parser/out/RS-BPV/RS-BPV.schema.docx
+++ b/csv_parser/out/RS-BPV/RS-BPV.schema.docx
@@ -116,7 +116,7 @@
             <w:r>
               <w:t>string</w:t>
               <w:br/>
-              <w:t>(REGEX: ^([\w-]+\.?){4,10}$)</w:t>
+              <w:t>(REGEX: ^([a-zA-Z0-9_-]+\.?){4,10}$)</w:t>
             </w:r>
           </w:p>
         </w:tc>
@@ -787,7 +787,7 @@
             <w:r>
               <w:t>string</w:t>
               <w:br/>
-              <w:t>(REGEX: ^([\w-]+\.){3,8}patient(\.[\w-]+){1,2}$)</w:t>
+              <w:t>(REGEX: ^([a-zA-Z0-9_-]+\.){3,8}patient(\.[a-zA-Z0-9_-]+){1,2}$)</w:t>
             </w:r>
           </w:p>
         </w:tc>
